--- a/docs/dokumen-aplikasi/panduan-pengguna-umum.docx
+++ b/docs/dokumen-aplikasi/panduan-pengguna-umum.docx
@@ -1,6 +1,6 @@
 
 <file path=word/document.xml><?xml version="1.0" encoding="utf-8"?>
-<w:document xmlns:o="urn:schemas-microsoft-com:office:office" xmlns:r="http://schemas.openxmlformats.org/officeDocument/2006/relationships" xmlns:v="urn:schemas-microsoft-com:vml" xmlns:w="http://schemas.openxmlformats.org/wordprocessingml/2006/main" xmlns:w10="urn:schemas-microsoft-com:office:word" xmlns:wp="http://schemas.openxmlformats.org/drawingml/2006/wordprocessingDrawing" xmlns:wps="http://schemas.microsoft.com/office/word/2010/wordprocessingShape" xmlns:wpg="http://schemas.microsoft.com/office/word/2010/wordprocessingGroup" xmlns:mc="http://schemas.openxmlformats.org/markup-compatibility/2006" xmlns:wp14="http://schemas.microsoft.com/office/word/2010/wordprocessingDrawing" xmlns:w14="http://schemas.microsoft.com/office/word/2010/wordml" xmlns:w15="http://schemas.microsoft.com/office/word/2012/wordml" mc:Ignorable="w14 wp14 w15">
+<w:document xmlns:o="urn:schemas-microsoft-com:office:office" xmlns:r="http://schemas.openxmlformats.org/officeDocument/2006/relationships" xmlns:v="urn:schemas-microsoft-com:vml" xmlns:w="http://schemas.openxmlformats.org/wordprocessingml/2006/main" xmlns:w10="urn:schemas-microsoft-com:office:word" xmlns:wp="http://schemas.openxmlformats.org/drawingml/2006/wordprocessingDrawing" xmlns:pic="http://schemas.openxmlformats.org/drawingml/2006/picture" xmlns:wps="http://schemas.microsoft.com/office/word/2010/wordprocessingShape" xmlns:wpg="http://schemas.microsoft.com/office/word/2010/wordprocessingGroup" xmlns:mc="http://schemas.openxmlformats.org/markup-compatibility/2006" xmlns:wp14="http://schemas.microsoft.com/office/word/2010/wordprocessingDrawing" xmlns:w14="http://schemas.microsoft.com/office/word/2010/wordml" xmlns:w15="http://schemas.microsoft.com/office/word/2012/wordml" mc:Ignorable="w14 wp14 w15">
   <w:body>
     <w:p>
       <w:pPr>
@@ -52,6 +52,7 @@
                     <a:prstGeom prst="rect">
                       <a:avLst/>
                     </a:prstGeom>
+                    <a:noFill/>
                   </pic:spPr>
                 </pic:pic>
               </a:graphicData>
@@ -185,7 +186,7 @@
                 <w:color w:val="222222"/>
                 <w:sz w:val="22"/>
               </w:rPr>
-              <w:t>0.2</w:t>
+              <w:t>0.3</w:t>
             </w:r>
           </w:p>
         </w:tc>
@@ -320,7 +321,7 @@
                 <w:color w:val="222222"/>
                 <w:sz w:val="22"/>
               </w:rPr>
-              <w:t>commit aefc719</w:t>
+              <w:t>commit 1a0e6b1e</w:t>
             </w:r>
           </w:p>
         </w:tc>
@@ -365,7 +366,7 @@
                 <w:color w:val="222222"/>
                 <w:sz w:val="22"/>
               </w:rPr>
-              <w:t>Agen OpenHands; audit dan koreksi: Claude</w:t>
+              <w:t>Agen OpenHands</w:t>
             </w:r>
           </w:p>
         </w:tc>
@@ -473,7 +474,7 @@
             </w:rPr>
             <w:fldChar w:fldCharType="separate"/>
           </w:r>
-          <w:hyperlink w:anchor="__RefHeading___Toc1524_719224279">
+          <w:hyperlink w:anchor="__RefHeading___Toc1564_3737103993">
             <w:r>
               <w:rPr>
                 <w:webHidden/>
@@ -494,7 +495,7 @@
             </w:tabs>
             <w:rPr/>
           </w:pPr>
-          <w:hyperlink w:anchor="__RefHeading___Toc1526_719224279">
+          <w:hyperlink w:anchor="__RefHeading___Toc1566_3737103993">
             <w:r>
               <w:rPr>
                 <w:webHidden/>
@@ -515,7 +516,7 @@
             </w:tabs>
             <w:rPr/>
           </w:pPr>
-          <w:hyperlink w:anchor="__RefHeading___Toc1528_719224279">
+          <w:hyperlink w:anchor="__RefHeading___Toc1568_3737103993">
             <w:r>
               <w:rPr>
                 <w:webHidden/>
@@ -536,7 +537,7 @@
             </w:tabs>
             <w:rPr/>
           </w:pPr>
-          <w:hyperlink w:anchor="__RefHeading___Toc1530_719224279">
+          <w:hyperlink w:anchor="__RefHeading___Toc1570_3737103993">
             <w:r>
               <w:rPr>
                 <w:webHidden/>
@@ -557,7 +558,7 @@
             </w:tabs>
             <w:rPr/>
           </w:pPr>
-          <w:hyperlink w:anchor="__RefHeading___Toc1532_719224279">
+          <w:hyperlink w:anchor="__RefHeading___Toc1572_3737103993">
             <w:r>
               <w:rPr>
                 <w:webHidden/>
@@ -578,7 +579,7 @@
             </w:tabs>
             <w:rPr/>
           </w:pPr>
-          <w:hyperlink w:anchor="__RefHeading___Toc1534_719224279">
+          <w:hyperlink w:anchor="__RefHeading___Toc1574_3737103993">
             <w:r>
               <w:rPr>
                 <w:webHidden/>
@@ -586,7 +587,7 @@
               </w:rPr>
               <w:t>1.4 Versi aplikasi yang dijelaskan</w:t>
               <w:tab/>
-              <w:t>3</w:t>
+              <w:t>4</w:t>
             </w:r>
           </w:hyperlink>
         </w:p>
@@ -599,7 +600,7 @@
             </w:tabs>
             <w:rPr/>
           </w:pPr>
-          <w:hyperlink w:anchor="__RefHeading___Toc1536_719224279">
+          <w:hyperlink w:anchor="__RefHeading___Toc1576_3737103993">
             <w:r>
               <w:rPr>
                 <w:webHidden/>
@@ -620,7 +621,7 @@
             </w:tabs>
             <w:rPr/>
           </w:pPr>
-          <w:hyperlink w:anchor="__RefHeading___Toc1538_719224279">
+          <w:hyperlink w:anchor="__RefHeading___Toc1578_3737103993">
             <w:r>
               <w:rPr>
                 <w:webHidden/>
@@ -641,7 +642,7 @@
             </w:tabs>
             <w:rPr/>
           </w:pPr>
-          <w:hyperlink w:anchor="__RefHeading___Toc1540_719224279">
+          <w:hyperlink w:anchor="__RefHeading___Toc1580_3737103993">
             <w:r>
               <w:rPr>
                 <w:webHidden/>
@@ -662,7 +663,7 @@
             </w:tabs>
             <w:rPr/>
           </w:pPr>
-          <w:hyperlink w:anchor="__RefHeading___Toc1542_719224279">
+          <w:hyperlink w:anchor="__RefHeading___Toc1582_3737103993">
             <w:r>
               <w:rPr>
                 <w:webHidden/>
@@ -683,7 +684,7 @@
             </w:tabs>
             <w:rPr/>
           </w:pPr>
-          <w:hyperlink w:anchor="__RefHeading___Toc1544_719224279">
+          <w:hyperlink w:anchor="__RefHeading___Toc1584_3737103993">
             <w:r>
               <w:rPr>
                 <w:webHidden/>
@@ -691,7 +692,7 @@
               </w:rPr>
               <w:t>2.4 Mengenal dasbor, menu, dan notifikasi</w:t>
               <w:tab/>
-              <w:t>4</w:t>
+              <w:t>5</w:t>
             </w:r>
           </w:hyperlink>
         </w:p>
@@ -704,7 +705,7 @@
             </w:tabs>
             <w:rPr/>
           </w:pPr>
-          <w:hyperlink w:anchor="__RefHeading___Toc1546_719224279">
+          <w:hyperlink w:anchor="__RefHeading___Toc1586_3737103993">
             <w:r>
               <w:rPr>
                 <w:webHidden/>
@@ -725,7 +726,7 @@
             </w:tabs>
             <w:rPr/>
           </w:pPr>
-          <w:hyperlink w:anchor="__RefHeading___Toc1548_719224279">
+          <w:hyperlink w:anchor="__RefHeading___Toc1588_3737103993">
             <w:r>
               <w:rPr>
                 <w:webHidden/>
@@ -746,7 +747,7 @@
             </w:tabs>
             <w:rPr/>
           </w:pPr>
-          <w:hyperlink w:anchor="__RefHeading___Toc1550_719224279">
+          <w:hyperlink w:anchor="__RefHeading___Toc1590_3737103993">
             <w:r>
               <w:rPr>
                 <w:webHidden/>
@@ -767,7 +768,7 @@
             </w:tabs>
             <w:rPr/>
           </w:pPr>
-          <w:hyperlink w:anchor="__RefHeading___Toc1552_719224279">
+          <w:hyperlink w:anchor="__RefHeading___Toc1592_3737103993">
             <w:r>
               <w:rPr>
                 <w:webHidden/>
@@ -788,7 +789,7 @@
             </w:tabs>
             <w:rPr/>
           </w:pPr>
-          <w:hyperlink w:anchor="__RefHeading___Toc1554_719224279">
+          <w:hyperlink w:anchor="__RefHeading___Toc1594_3737103993">
             <w:r>
               <w:rPr>
                 <w:webHidden/>
@@ -809,7 +810,7 @@
             </w:tabs>
             <w:rPr/>
           </w:pPr>
-          <w:hyperlink w:anchor="__RefHeading___Toc1556_719224279">
+          <w:hyperlink w:anchor="__RefHeading___Toc1596_3737103993">
             <w:r>
               <w:rPr>
                 <w:webHidden/>
@@ -830,7 +831,7 @@
             </w:tabs>
             <w:rPr/>
           </w:pPr>
-          <w:hyperlink w:anchor="__RefHeading___Toc1558_719224279">
+          <w:hyperlink w:anchor="__RefHeading___Toc1598_3737103993">
             <w:r>
               <w:rPr>
                 <w:webHidden/>
@@ -851,7 +852,7 @@
             </w:tabs>
             <w:rPr/>
           </w:pPr>
-          <w:hyperlink w:anchor="__RefHeading___Toc1560_719224279">
+          <w:hyperlink w:anchor="__RefHeading___Toc1600_3737103993">
             <w:r>
               <w:rPr>
                 <w:webHidden/>
@@ -872,7 +873,7 @@
             </w:tabs>
             <w:rPr/>
           </w:pPr>
-          <w:hyperlink w:anchor="__RefHeading___Toc1562_719224279">
+          <w:hyperlink w:anchor="__RefHeading___Toc1602_3737103993">
             <w:r>
               <w:rPr>
                 <w:webHidden/>
@@ -893,7 +894,7 @@
             </w:tabs>
             <w:rPr/>
           </w:pPr>
-          <w:hyperlink w:anchor="__RefHeading___Toc1564_719224279">
+          <w:hyperlink w:anchor="__RefHeading___Toc1604_3737103993">
             <w:r>
               <w:rPr>
                 <w:webHidden/>
@@ -914,7 +915,7 @@
             </w:tabs>
             <w:rPr/>
           </w:pPr>
-          <w:hyperlink w:anchor="__RefHeading___Toc1566_719224279">
+          <w:hyperlink w:anchor="__RefHeading___Toc1606_3737103993">
             <w:r>
               <w:rPr>
                 <w:webHidden/>
@@ -935,7 +936,7 @@
             </w:tabs>
             <w:rPr/>
           </w:pPr>
-          <w:hyperlink w:anchor="__RefHeading___Toc1568_719224279">
+          <w:hyperlink w:anchor="__RefHeading___Toc1608_3737103993">
             <w:r>
               <w:rPr>
                 <w:webHidden/>
@@ -956,7 +957,7 @@
             </w:tabs>
             <w:rPr/>
           </w:pPr>
-          <w:hyperlink w:anchor="__RefHeading___Toc1570_719224279">
+          <w:hyperlink w:anchor="__RefHeading___Toc1610_3737103993">
             <w:r>
               <w:rPr>
                 <w:webHidden/>
@@ -977,7 +978,7 @@
             </w:tabs>
             <w:rPr/>
           </w:pPr>
-          <w:hyperlink w:anchor="__RefHeading___Toc1572_719224279">
+          <w:hyperlink w:anchor="__RefHeading___Toc1612_3737103993">
             <w:r>
               <w:rPr>
                 <w:webHidden/>
@@ -1027,7 +1028,7 @@
         <w:spacing w:before="0" w:after="160"/>
         <w:rPr/>
       </w:pPr>
-      <w:bookmarkStart w:id="0" w:name="__RefHeading___Toc1524_719224279"/>
+      <w:bookmarkStart w:id="0" w:name="__RefHeading___Toc1564_3737103993"/>
       <w:bookmarkStart w:id="1" w:name="riwayat-revisi"/>
       <w:bookmarkEnd w:id="0"/>
       <w:r>
@@ -1051,11 +1052,11 @@
         <w:tblLook w:val="0020" w:noHBand="0" w:noVBand="0" w:firstColumn="0" w:lastRow="0" w:lastColumn="0" w:firstRow="1"/>
       </w:tblPr>
       <w:tblGrid>
-        <w:gridCol w:w="1017"/>
-        <w:gridCol w:w="1093"/>
-        <w:gridCol w:w="1018"/>
-        <w:gridCol w:w="2550"/>
-        <w:gridCol w:w="3392"/>
+        <w:gridCol w:w="1007"/>
+        <w:gridCol w:w="1008"/>
+        <w:gridCol w:w="2019"/>
+        <w:gridCol w:w="2161"/>
+        <w:gridCol w:w="2875"/>
       </w:tblGrid>
       <w:tr>
         <w:trPr>
@@ -1064,7 +1065,7 @@
         </w:trPr>
         <w:tc>
           <w:tcPr>
-            <w:tcW w:w="1017" w:type="dxa"/>
+            <w:tcW w:w="1007" w:type="dxa"/>
             <w:tcBorders>
               <w:top w:val="single" w:sz="4" w:space="0" w:color="C9CED3"/>
               <w:left w:val="single" w:sz="4" w:space="0" w:color="C9CED3"/>
@@ -1102,7 +1103,7 @@
         </w:tc>
         <w:tc>
           <w:tcPr>
-            <w:tcW w:w="1093" w:type="dxa"/>
+            <w:tcW w:w="1008" w:type="dxa"/>
             <w:tcBorders>
               <w:top w:val="single" w:sz="4" w:space="0" w:color="C9CED3"/>
               <w:left w:val="single" w:sz="4" w:space="0" w:color="C9CED3"/>
@@ -1140,7 +1141,7 @@
         </w:tc>
         <w:tc>
           <w:tcPr>
-            <w:tcW w:w="1018" w:type="dxa"/>
+            <w:tcW w:w="2019" w:type="dxa"/>
             <w:tcBorders>
               <w:top w:val="single" w:sz="4" w:space="0" w:color="C9CED3"/>
               <w:left w:val="single" w:sz="4" w:space="0" w:color="C9CED3"/>
@@ -1178,7 +1179,7 @@
         </w:tc>
         <w:tc>
           <w:tcPr>
-            <w:tcW w:w="2550" w:type="dxa"/>
+            <w:tcW w:w="2161" w:type="dxa"/>
             <w:tcBorders>
               <w:top w:val="single" w:sz="4" w:space="0" w:color="C9CED3"/>
               <w:left w:val="single" w:sz="4" w:space="0" w:color="C9CED3"/>
@@ -1216,7 +1217,7 @@
         </w:tc>
         <w:tc>
           <w:tcPr>
-            <w:tcW w:w="3392" w:type="dxa"/>
+            <w:tcW w:w="2875" w:type="dxa"/>
             <w:tcBorders>
               <w:top w:val="single" w:sz="4" w:space="0" w:color="C9CED3"/>
               <w:left w:val="single" w:sz="4" w:space="0" w:color="C9CED3"/>
@@ -1259,7 +1260,7 @@
         </w:trPr>
         <w:tc>
           <w:tcPr>
-            <w:tcW w:w="1017" w:type="dxa"/>
+            <w:tcW w:w="1007" w:type="dxa"/>
             <w:tcBorders>
               <w:top w:val="single" w:sz="4" w:space="0" w:color="C9CED3"/>
               <w:left w:val="single" w:sz="4" w:space="0" w:color="C9CED3"/>
@@ -1293,7 +1294,7 @@
         </w:tc>
         <w:tc>
           <w:tcPr>
-            <w:tcW w:w="1093" w:type="dxa"/>
+            <w:tcW w:w="1008" w:type="dxa"/>
             <w:tcBorders>
               <w:top w:val="single" w:sz="4" w:space="0" w:color="C9CED3"/>
               <w:left w:val="single" w:sz="4" w:space="0" w:color="C9CED3"/>
@@ -1327,7 +1328,7 @@
         </w:tc>
         <w:tc>
           <w:tcPr>
-            <w:tcW w:w="1018" w:type="dxa"/>
+            <w:tcW w:w="2019" w:type="dxa"/>
             <w:tcBorders>
               <w:top w:val="single" w:sz="4" w:space="0" w:color="C9CED3"/>
               <w:left w:val="single" w:sz="4" w:space="0" w:color="C9CED3"/>
@@ -1371,7 +1372,7 @@
         </w:tc>
         <w:tc>
           <w:tcPr>
-            <w:tcW w:w="2550" w:type="dxa"/>
+            <w:tcW w:w="2161" w:type="dxa"/>
             <w:tcBorders>
               <w:top w:val="single" w:sz="4" w:space="0" w:color="C9CED3"/>
               <w:left w:val="single" w:sz="4" w:space="0" w:color="C9CED3"/>
@@ -1407,7 +1408,7 @@
         </w:tc>
         <w:tc>
           <w:tcPr>
-            <w:tcW w:w="3392" w:type="dxa"/>
+            <w:tcW w:w="2875" w:type="dxa"/>
             <w:tcBorders>
               <w:top w:val="single" w:sz="4" w:space="0" w:color="C9CED3"/>
               <w:left w:val="single" w:sz="4" w:space="0" w:color="C9CED3"/>
@@ -1446,7 +1447,7 @@
         </w:trPr>
         <w:tc>
           <w:tcPr>
-            <w:tcW w:w="1017" w:type="dxa"/>
+            <w:tcW w:w="1007" w:type="dxa"/>
             <w:tcBorders>
               <w:top w:val="single" w:sz="4" w:space="0" w:color="C9CED3"/>
               <w:left w:val="single" w:sz="4" w:space="0" w:color="C9CED3"/>
@@ -1480,7 +1481,7 @@
         </w:tc>
         <w:tc>
           <w:tcPr>
-            <w:tcW w:w="1093" w:type="dxa"/>
+            <w:tcW w:w="1008" w:type="dxa"/>
             <w:tcBorders>
               <w:top w:val="single" w:sz="4" w:space="0" w:color="C9CED3"/>
               <w:left w:val="single" w:sz="4" w:space="0" w:color="C9CED3"/>
@@ -1514,7 +1515,7 @@
         </w:tc>
         <w:tc>
           <w:tcPr>
-            <w:tcW w:w="1018" w:type="dxa"/>
+            <w:tcW w:w="2019" w:type="dxa"/>
             <w:tcBorders>
               <w:top w:val="single" w:sz="4" w:space="0" w:color="C9CED3"/>
               <w:left w:val="single" w:sz="4" w:space="0" w:color="C9CED3"/>
@@ -1558,7 +1559,7 @@
         </w:tc>
         <w:tc>
           <w:tcPr>
-            <w:tcW w:w="2550" w:type="dxa"/>
+            <w:tcW w:w="2161" w:type="dxa"/>
             <w:tcBorders>
               <w:top w:val="single" w:sz="4" w:space="0" w:color="C9CED3"/>
               <w:left w:val="single" w:sz="4" w:space="0" w:color="C9CED3"/>
@@ -1594,7 +1595,7 @@
         </w:tc>
         <w:tc>
           <w:tcPr>
-            <w:tcW w:w="3392" w:type="dxa"/>
+            <w:tcW w:w="2875" w:type="dxa"/>
             <w:tcBorders>
               <w:top w:val="single" w:sz="4" w:space="0" w:color="C9CED3"/>
               <w:left w:val="single" w:sz="4" w:space="0" w:color="C9CED3"/>
@@ -1623,6 +1624,216 @@
                 <w:lang w:val="en-US" w:eastAsia="en-US" w:bidi="ar-SA"/>
               </w:rPr>
               <w:t>Jalur ubah kata sandi dikoreksi (Profile → Keamanan, bukan Settings); nama menu dan tombol dicocokkan ke layar (Logout); nama enum basis data diganti label layar; istilah pengembang dikeluarkan</w:t>
+            </w:r>
+          </w:p>
+        </w:tc>
+      </w:tr>
+      <w:tr>
+        <w:trPr>
+          <w:cantSplit w:val="true"/>
+        </w:trPr>
+        <w:tc>
+          <w:tcPr>
+            <w:tcW w:w="1007" w:type="dxa"/>
+            <w:tcBorders>
+              <w:top w:val="single" w:sz="4" w:space="0" w:color="C9CED3"/>
+              <w:left w:val="single" w:sz="4" w:space="0" w:color="C9CED3"/>
+              <w:bottom w:val="single" w:sz="4" w:space="0" w:color="C9CED3"/>
+              <w:right w:val="single" w:sz="4" w:space="0" w:color="C9CED3"/>
+            </w:tcBorders>
+          </w:tcPr>
+          <w:p>
+            <w:pPr>
+              <w:pStyle w:val="Compact"/>
+              <w:widowControl/>
+              <w:spacing w:before="20" w:after="20"/>
+              <w:jc w:val="left"/>
+              <w:rPr>
+                <w:kern w:val="0"/>
+                <w:szCs w:val="24"/>
+                <w:lang w:val="en-US" w:eastAsia="en-US" w:bidi="ar-SA"/>
+              </w:rPr>
+            </w:pPr>
+            <w:r>
+              <w:rPr>
+                <w:kern w:val="0"/>
+                <w:sz w:val="19"/>
+                <w:szCs w:val="24"/>
+                <w:lang w:val="en-US" w:eastAsia="en-US" w:bidi="ar-SA"/>
+              </w:rPr>
+              <w:t>0.3</w:t>
+            </w:r>
+          </w:p>
+        </w:tc>
+        <w:tc>
+          <w:tcPr>
+            <w:tcW w:w="1008" w:type="dxa"/>
+            <w:tcBorders>
+              <w:top w:val="single" w:sz="4" w:space="0" w:color="C9CED3"/>
+              <w:left w:val="single" w:sz="4" w:space="0" w:color="C9CED3"/>
+              <w:bottom w:val="single" w:sz="4" w:space="0" w:color="C9CED3"/>
+              <w:right w:val="single" w:sz="4" w:space="0" w:color="C9CED3"/>
+            </w:tcBorders>
+          </w:tcPr>
+          <w:p>
+            <w:pPr>
+              <w:pStyle w:val="Compact"/>
+              <w:widowControl/>
+              <w:spacing w:before="20" w:after="20"/>
+              <w:jc w:val="left"/>
+              <w:rPr>
+                <w:kern w:val="0"/>
+                <w:szCs w:val="24"/>
+                <w:lang w:val="en-US" w:eastAsia="en-US" w:bidi="ar-SA"/>
+              </w:rPr>
+            </w:pPr>
+            <w:r>
+              <w:rPr>
+                <w:kern w:val="0"/>
+                <w:sz w:val="19"/>
+                <w:szCs w:val="24"/>
+                <w:lang w:val="en-US" w:eastAsia="en-US" w:bidi="ar-SA"/>
+              </w:rPr>
+              <w:t>29 September 2026</w:t>
+            </w:r>
+          </w:p>
+        </w:tc>
+        <w:tc>
+          <w:tcPr>
+            <w:tcW w:w="2019" w:type="dxa"/>
+            <w:tcBorders>
+              <w:top w:val="single" w:sz="4" w:space="0" w:color="C9CED3"/>
+              <w:left w:val="single" w:sz="4" w:space="0" w:color="C9CED3"/>
+              <w:bottom w:val="single" w:sz="4" w:space="0" w:color="C9CED3"/>
+              <w:right w:val="single" w:sz="4" w:space="0" w:color="C9CED3"/>
+            </w:tcBorders>
+          </w:tcPr>
+          <w:p>
+            <w:pPr>
+              <w:pStyle w:val="Compact"/>
+              <w:widowControl/>
+              <w:spacing w:before="20" w:after="20"/>
+              <w:jc w:val="left"/>
+              <w:rPr>
+                <w:kern w:val="0"/>
+                <w:szCs w:val="24"/>
+                <w:lang w:val="en-US" w:eastAsia="en-US" w:bidi="ar-SA"/>
+              </w:rPr>
+            </w:pPr>
+            <w:r>
+              <w:rPr>
+                <w:kern w:val="0"/>
+                <w:sz w:val="19"/>
+                <w:szCs w:val="24"/>
+                <w:lang w:val="en-US" w:eastAsia="en-US" w:bidi="ar-SA"/>
+              </w:rPr>
+              <w:t xml:space="preserve">commit </w:t>
+            </w:r>
+            <w:r>
+              <w:rPr>
+                <w:rStyle w:val="VerbatimChar"/>
+                <w:kern w:val="0"/>
+                <w:sz w:val="19"/>
+                <w:szCs w:val="24"/>
+                <w:lang w:val="en-US" w:eastAsia="en-US" w:bidi="ar-SA"/>
+              </w:rPr>
+              <w:t>1a0e6b1e</w:t>
+            </w:r>
+            <w:r>
+              <w:rPr>
+                <w:kern w:val="0"/>
+                <w:sz w:val="19"/>
+                <w:szCs w:val="24"/>
+                <w:lang w:val="en-US" w:eastAsia="en-US" w:bidi="ar-SA"/>
+              </w:rPr>
+              <w:t xml:space="preserve"> (kode identik dengan </w:t>
+            </w:r>
+            <w:r>
+              <w:rPr>
+                <w:rStyle w:val="VerbatimChar"/>
+                <w:kern w:val="0"/>
+                <w:sz w:val="19"/>
+                <w:szCs w:val="24"/>
+                <w:lang w:val="en-US" w:eastAsia="en-US" w:bidi="ar-SA"/>
+              </w:rPr>
+              <w:t>aefc719</w:t>
+            </w:r>
+            <w:r>
+              <w:rPr>
+                <w:kern w:val="0"/>
+                <w:sz w:val="19"/>
+                <w:szCs w:val="24"/>
+                <w:lang w:val="en-US" w:eastAsia="en-US" w:bidi="ar-SA"/>
+              </w:rPr>
+              <w:t>)</w:t>
+            </w:r>
+          </w:p>
+        </w:tc>
+        <w:tc>
+          <w:tcPr>
+            <w:tcW w:w="2161" w:type="dxa"/>
+            <w:tcBorders>
+              <w:top w:val="single" w:sz="4" w:space="0" w:color="C9CED3"/>
+              <w:left w:val="single" w:sz="4" w:space="0" w:color="C9CED3"/>
+              <w:bottom w:val="single" w:sz="4" w:space="0" w:color="C9CED3"/>
+              <w:right w:val="single" w:sz="4" w:space="0" w:color="C9CED3"/>
+            </w:tcBorders>
+          </w:tcPr>
+          <w:p>
+            <w:pPr>
+              <w:pStyle w:val="Compact"/>
+              <w:widowControl/>
+              <w:spacing w:before="20" w:after="20"/>
+              <w:jc w:val="left"/>
+              <w:rPr>
+                <w:kern w:val="0"/>
+                <w:szCs w:val="24"/>
+                <w:lang w:val="en-US" w:eastAsia="en-US" w:bidi="ar-SA"/>
+              </w:rPr>
+            </w:pPr>
+            <w:r>
+              <w:rPr>
+                <w:b/>
+                <w:bCs/>
+                <w:kern w:val="0"/>
+                <w:sz w:val="19"/>
+                <w:szCs w:val="24"/>
+                <w:lang w:val="en-US" w:eastAsia="en-US" w:bidi="ar-SA"/>
+              </w:rPr>
+              <w:t>T2</w:t>
+            </w:r>
+          </w:p>
+        </w:tc>
+        <w:tc>
+          <w:tcPr>
+            <w:tcW w:w="2875" w:type="dxa"/>
+            <w:tcBorders>
+              <w:top w:val="single" w:sz="4" w:space="0" w:color="C9CED3"/>
+              <w:left w:val="single" w:sz="4" w:space="0" w:color="C9CED3"/>
+              <w:bottom w:val="single" w:sz="4" w:space="0" w:color="C9CED3"/>
+              <w:right w:val="single" w:sz="4" w:space="0" w:color="C9CED3"/>
+            </w:tcBorders>
+          </w:tcPr>
+          <w:p>
+            <w:pPr>
+              <w:pStyle w:val="Compact"/>
+              <w:widowControl/>
+              <w:spacing w:before="20" w:after="20"/>
+              <w:jc w:val="left"/>
+              <w:rPr>
+                <w:kern w:val="0"/>
+                <w:szCs w:val="24"/>
+                <w:lang w:val="en-US" w:eastAsia="en-US" w:bidi="ar-SA"/>
+              </w:rPr>
+            </w:pPr>
+            <w:r>
+              <w:rPr>
+                <w:kern w:val="0"/>
+                <w:sz w:val="19"/>
+                <w:szCs w:val="24"/>
+                <w:lang w:val="en-US" w:eastAsia="en-US" w:bidi="ar-SA"/>
+              </w:rPr>
+              <w:t>Diperiksa ulang dengan pemeriksa skill terbaru; tidak ada isi yang berubah</w:t>
             </w:r>
           </w:p>
         </w:tc>
@@ -1672,7 +1883,7 @@
         <w:pStyle w:val="Heading1"/>
         <w:rPr/>
       </w:pPr>
-      <w:bookmarkStart w:id="2" w:name="__RefHeading___Toc1526_719224279"/>
+      <w:bookmarkStart w:id="2" w:name="__RefHeading___Toc1566_3737103993"/>
       <w:bookmarkStart w:id="3" w:name="X43cf3cb468d4847cf88a22f73688c4ad826a0a6"/>
       <w:bookmarkEnd w:id="2"/>
       <w:r>
@@ -1685,7 +1896,7 @@
         <w:pStyle w:val="Heading2"/>
         <w:rPr/>
       </w:pPr>
-      <w:bookmarkStart w:id="4" w:name="__RefHeading___Toc1528_719224279"/>
+      <w:bookmarkStart w:id="4" w:name="__RefHeading___Toc1568_3737103993"/>
       <w:bookmarkStart w:id="5" w:name="Xe57c4fb28d9ff3108d86d948be80e01cea3b8aa"/>
       <w:bookmarkEnd w:id="4"/>
       <w:r>
@@ -1710,7 +1921,7 @@
         <w:pStyle w:val="Heading2"/>
         <w:rPr/>
       </w:pPr>
-      <w:bookmarkStart w:id="7" w:name="__RefHeading___Toc1530_719224279"/>
+      <w:bookmarkStart w:id="7" w:name="__RefHeading___Toc1570_3737103993"/>
       <w:bookmarkStart w:id="8" w:name="X6428169ab5f9ba18445274cd7873467c8701f8e"/>
       <w:bookmarkEnd w:id="7"/>
       <w:r>
@@ -1745,7 +1956,7 @@
         <w:pStyle w:val="Heading2"/>
         <w:rPr/>
       </w:pPr>
-      <w:bookmarkStart w:id="9" w:name="__RefHeading___Toc1532_719224279"/>
+      <w:bookmarkStart w:id="9" w:name="__RefHeading___Toc1572_3737103993"/>
       <w:bookmarkEnd w:id="9"/>
       <w:r>
         <w:rPr/>
@@ -2235,7 +2446,7 @@
         <w:pStyle w:val="Heading2"/>
         <w:rPr/>
       </w:pPr>
-      <w:bookmarkStart w:id="11" w:name="__RefHeading___Toc1534_719224279"/>
+      <w:bookmarkStart w:id="11" w:name="__RefHeading___Toc1574_3737103993"/>
       <w:bookmarkEnd w:id="11"/>
       <w:r>
         <w:rPr/>
@@ -2269,7 +2480,7 @@
         <w:pStyle w:val="Heading1"/>
         <w:rPr/>
       </w:pPr>
-      <w:bookmarkStart w:id="12" w:name="__RefHeading___Toc1536_719224279"/>
+      <w:bookmarkStart w:id="12" w:name="__RefHeading___Toc1576_3737103993"/>
       <w:bookmarkStart w:id="13" w:name="X1d689b9e1ca8d0918c07372f87e7ed1837c08b3"/>
       <w:bookmarkEnd w:id="12"/>
       <w:r>
@@ -2282,7 +2493,7 @@
         <w:pStyle w:val="Heading2"/>
         <w:rPr/>
       </w:pPr>
-      <w:bookmarkStart w:id="14" w:name="__RefHeading___Toc1538_719224279"/>
+      <w:bookmarkStart w:id="14" w:name="__RefHeading___Toc1578_3737103993"/>
       <w:bookmarkStart w:id="15" w:name="X6d4b399fc4f6afecd2a7399c7a488b3ea042572"/>
       <w:bookmarkEnd w:id="14"/>
       <w:r>
@@ -2551,7 +2762,7 @@
         <w:pStyle w:val="Heading2"/>
         <w:rPr/>
       </w:pPr>
-      <w:bookmarkStart w:id="17" w:name="__RefHeading___Toc1540_719224279"/>
+      <w:bookmarkStart w:id="17" w:name="__RefHeading___Toc1580_3737103993"/>
       <w:bookmarkStart w:id="18" w:name="X5e5916a3b03481a4b3ec640e2d5ffee9791d7ec"/>
       <w:bookmarkEnd w:id="17"/>
       <w:r>
@@ -2714,7 +2925,7 @@
         <w:pStyle w:val="Heading2"/>
         <w:rPr/>
       </w:pPr>
-      <w:bookmarkStart w:id="20" w:name="__RefHeading___Toc1542_719224279"/>
+      <w:bookmarkStart w:id="20" w:name="__RefHeading___Toc1582_3737103993"/>
       <w:bookmarkStart w:id="21" w:name="X403f3cd36b801d9f0a79c7682ce3106988918f3"/>
       <w:bookmarkEnd w:id="20"/>
       <w:r>
@@ -2819,7 +3030,7 @@
         <w:pStyle w:val="Heading2"/>
         <w:rPr/>
       </w:pPr>
-      <w:bookmarkStart w:id="23" w:name="__RefHeading___Toc1544_719224279"/>
+      <w:bookmarkStart w:id="23" w:name="__RefHeading___Toc1584_3737103993"/>
       <w:bookmarkStart w:id="24" w:name="Xc73b661a37cc42a81791e1f96233e1bfe6388b4"/>
       <w:bookmarkEnd w:id="23"/>
       <w:r>
@@ -2975,7 +3186,7 @@
         <w:pStyle w:val="Heading2"/>
         <w:rPr/>
       </w:pPr>
-      <w:bookmarkStart w:id="25" w:name="__RefHeading___Toc1546_719224279"/>
+      <w:bookmarkStart w:id="25" w:name="__RefHeading___Toc1586_3737103993"/>
       <w:bookmarkStart w:id="26" w:name="X97e9457bd5eefd700d1a420ce2a687f361b11f5"/>
       <w:bookmarkEnd w:id="25"/>
       <w:r>
@@ -3115,7 +3326,7 @@
         <w:pStyle w:val="Heading2"/>
         <w:rPr/>
       </w:pPr>
-      <w:bookmarkStart w:id="27" w:name="__RefHeading___Toc1548_719224279"/>
+      <w:bookmarkStart w:id="27" w:name="__RefHeading___Toc1588_3737103993"/>
       <w:bookmarkStart w:id="28" w:name="X63cf9ceff465daf80825a6ff227481428df38d0"/>
       <w:bookmarkEnd w:id="27"/>
       <w:r>
@@ -3168,7 +3379,7 @@
         <w:pStyle w:val="Heading1"/>
         <w:rPr/>
       </w:pPr>
-      <w:bookmarkStart w:id="29" w:name="__RefHeading___Toc1550_719224279"/>
+      <w:bookmarkStart w:id="29" w:name="__RefHeading___Toc1590_3737103993"/>
       <w:bookmarkStart w:id="30" w:name="Xad130cb26a5bad6a6bdc51dcf32ff6c14f7d7e7"/>
       <w:bookmarkEnd w:id="29"/>
       <w:r>
@@ -3181,7 +3392,7 @@
         <w:pStyle w:val="Heading2"/>
         <w:rPr/>
       </w:pPr>
-      <w:bookmarkStart w:id="31" w:name="__RefHeading___Toc1552_719224279"/>
+      <w:bookmarkStart w:id="31" w:name="__RefHeading___Toc1592_3737103993"/>
       <w:bookmarkStart w:id="32" w:name="Xb3943f56c1387f47ecb7225845fe1fb325ef717"/>
       <w:bookmarkEnd w:id="31"/>
       <w:r>
@@ -3238,7 +3449,7 @@
         <w:pStyle w:val="Heading2"/>
         <w:rPr/>
       </w:pPr>
-      <w:bookmarkStart w:id="33" w:name="__RefHeading___Toc1554_719224279"/>
+      <w:bookmarkStart w:id="33" w:name="__RefHeading___Toc1594_3737103993"/>
       <w:bookmarkStart w:id="34" w:name="X49f01194bc198a46817d1ba89e10ce609851ce3"/>
       <w:bookmarkEnd w:id="33"/>
       <w:r>
@@ -3263,7 +3474,7 @@
         <w:pStyle w:val="Heading2"/>
         <w:rPr/>
       </w:pPr>
-      <w:bookmarkStart w:id="36" w:name="__RefHeading___Toc1556_719224279"/>
+      <w:bookmarkStart w:id="36" w:name="__RefHeading___Toc1596_3737103993"/>
       <w:bookmarkStart w:id="37" w:name="X6dec9f66aadb703dd19cbc97bd8477e6c83fddb"/>
       <w:bookmarkEnd w:id="36"/>
       <w:r>
@@ -3299,7 +3510,7 @@
         <w:pStyle w:val="Heading1"/>
         <w:rPr/>
       </w:pPr>
-      <w:bookmarkStart w:id="38" w:name="__RefHeading___Toc1558_719224279"/>
+      <w:bookmarkStart w:id="38" w:name="__RefHeading___Toc1598_3737103993"/>
       <w:bookmarkStart w:id="39" w:name="X8e166f9db3b801d0526339620f4cc3a5edbeb05"/>
       <w:bookmarkEnd w:id="38"/>
       <w:r>
@@ -3312,7 +3523,7 @@
         <w:pStyle w:val="Heading2"/>
         <w:rPr/>
       </w:pPr>
-      <w:bookmarkStart w:id="40" w:name="__RefHeading___Toc1560_719224279"/>
+      <w:bookmarkStart w:id="40" w:name="__RefHeading___Toc1600_3737103993"/>
       <w:bookmarkEnd w:id="40"/>
       <w:r>
         <w:rPr/>
@@ -3996,7 +4207,7 @@
         <w:pStyle w:val="Heading2"/>
         <w:rPr/>
       </w:pPr>
-      <w:bookmarkStart w:id="42" w:name="__RefHeading___Toc1562_719224279"/>
+      <w:bookmarkStart w:id="42" w:name="__RefHeading___Toc1602_3737103993"/>
       <w:bookmarkEnd w:id="42"/>
       <w:r>
         <w:rPr/>
@@ -4615,7 +4826,7 @@
         <w:pStyle w:val="Heading2"/>
         <w:rPr/>
       </w:pPr>
-      <w:bookmarkStart w:id="43" w:name="__RefHeading___Toc1564_719224279"/>
+      <w:bookmarkStart w:id="43" w:name="__RefHeading___Toc1604_3737103993"/>
       <w:bookmarkEnd w:id="43"/>
       <w:r>
         <w:rPr/>
@@ -5203,7 +5414,7 @@
         <w:pStyle w:val="Heading2"/>
         <w:rPr/>
       </w:pPr>
-      <w:bookmarkStart w:id="44" w:name="__RefHeading___Toc1566_719224279"/>
+      <w:bookmarkStart w:id="44" w:name="__RefHeading___Toc1606_3737103993"/>
       <w:bookmarkEnd w:id="44"/>
       <w:r>
         <w:rPr/>
@@ -6185,7 +6396,7 @@
         <w:pStyle w:val="Heading2"/>
         <w:rPr/>
       </w:pPr>
-      <w:bookmarkStart w:id="46" w:name="__RefHeading___Toc1568_719224279"/>
+      <w:bookmarkStart w:id="46" w:name="__RefHeading___Toc1608_3737103993"/>
       <w:bookmarkEnd w:id="46"/>
       <w:r>
         <w:rPr/>
@@ -7218,7 +7429,7 @@
         <w:pStyle w:val="Heading1"/>
         <w:rPr/>
       </w:pPr>
-      <w:bookmarkStart w:id="48" w:name="__RefHeading___Toc1570_719224279"/>
+      <w:bookmarkStart w:id="48" w:name="__RefHeading___Toc1610_3737103993"/>
       <w:bookmarkStart w:id="49" w:name="Xaf93ae5231a21a554710289003a47c8d185cc4b"/>
       <w:bookmarkEnd w:id="48"/>
       <w:r>
@@ -7264,7 +7475,7 @@
         <w:pStyle w:val="Heading1"/>
         <w:rPr/>
       </w:pPr>
-      <w:bookmarkStart w:id="50" w:name="__RefHeading___Toc1572_719224279"/>
+      <w:bookmarkStart w:id="50" w:name="__RefHeading___Toc1612_3737103993"/>
       <w:bookmarkEnd w:id="50"/>
       <w:r>
         <w:rPr/>
@@ -7969,7 +8180,7 @@
 </file>
 
 <file path=word/footer1.xml><?xml version="1.0" encoding="utf-8"?>
-<w:ftr xmlns:o="urn:schemas-microsoft-com:office:office" xmlns:r="http://schemas.openxmlformats.org/officeDocument/2006/relationships" xmlns:v="urn:schemas-microsoft-com:vml" xmlns:w="http://schemas.openxmlformats.org/wordprocessingml/2006/main" xmlns:w10="urn:schemas-microsoft-com:office:word" xmlns:wp="http://schemas.openxmlformats.org/drawingml/2006/wordprocessingDrawing" xmlns:wps="http://schemas.microsoft.com/office/word/2010/wordprocessingShape" xmlns:wpg="http://schemas.microsoft.com/office/word/2010/wordprocessingGroup" xmlns:mc="http://schemas.openxmlformats.org/markup-compatibility/2006" xmlns:wp14="http://schemas.microsoft.com/office/word/2010/wordprocessingDrawing" xmlns:w14="http://schemas.microsoft.com/office/word/2010/wordml" xmlns:w15="http://schemas.microsoft.com/office/word/2012/wordml" mc:Ignorable="w14 wp14 w15">
+<w:ftr xmlns:o="urn:schemas-microsoft-com:office:office" xmlns:r="http://schemas.openxmlformats.org/officeDocument/2006/relationships" xmlns:v="urn:schemas-microsoft-com:vml" xmlns:w="http://schemas.openxmlformats.org/wordprocessingml/2006/main" xmlns:w10="urn:schemas-microsoft-com:office:word" xmlns:wp="http://schemas.openxmlformats.org/drawingml/2006/wordprocessingDrawing" xmlns:pic="http://schemas.openxmlformats.org/drawingml/2006/picture" xmlns:wps="http://schemas.microsoft.com/office/word/2010/wordprocessingShape" xmlns:wpg="http://schemas.microsoft.com/office/word/2010/wordprocessingGroup" xmlns:mc="http://schemas.openxmlformats.org/markup-compatibility/2006" xmlns:wp14="http://schemas.microsoft.com/office/word/2010/wordprocessingDrawing" xmlns:w14="http://schemas.microsoft.com/office/word/2010/wordml" xmlns:w15="http://schemas.microsoft.com/office/word/2012/wordml" mc:Ignorable="w14 wp14 w15">
   <w:p>
     <w:pPr>
       <w:pStyle w:val="Footer"/>
@@ -7984,7 +8195,7 @@
 </file>
 
 <file path=word/footer2.xml><?xml version="1.0" encoding="utf-8"?>
-<w:ftr xmlns:o="urn:schemas-microsoft-com:office:office" xmlns:r="http://schemas.openxmlformats.org/officeDocument/2006/relationships" xmlns:v="urn:schemas-microsoft-com:vml" xmlns:w="http://schemas.openxmlformats.org/wordprocessingml/2006/main" xmlns:w10="urn:schemas-microsoft-com:office:word" xmlns:wp="http://schemas.openxmlformats.org/drawingml/2006/wordprocessingDrawing" xmlns:wps="http://schemas.microsoft.com/office/word/2010/wordprocessingShape" xmlns:wpg="http://schemas.microsoft.com/office/word/2010/wordprocessingGroup" xmlns:mc="http://schemas.openxmlformats.org/markup-compatibility/2006" xmlns:wp14="http://schemas.microsoft.com/office/word/2010/wordprocessingDrawing" xmlns:w14="http://schemas.microsoft.com/office/word/2010/wordml" xmlns:w15="http://schemas.microsoft.com/office/word/2012/wordml" mc:Ignorable="w14 wp14 w15">
+<w:ftr xmlns:o="urn:schemas-microsoft-com:office:office" xmlns:r="http://schemas.openxmlformats.org/officeDocument/2006/relationships" xmlns:v="urn:schemas-microsoft-com:vml" xmlns:w="http://schemas.openxmlformats.org/wordprocessingml/2006/main" xmlns:w10="urn:schemas-microsoft-com:office:word" xmlns:wp="http://schemas.openxmlformats.org/drawingml/2006/wordprocessingDrawing" xmlns:pic="http://schemas.openxmlformats.org/drawingml/2006/picture" xmlns:wps="http://schemas.microsoft.com/office/word/2010/wordprocessingShape" xmlns:wpg="http://schemas.microsoft.com/office/word/2010/wordprocessingGroup" xmlns:mc="http://schemas.openxmlformats.org/markup-compatibility/2006" xmlns:wp14="http://schemas.microsoft.com/office/word/2010/wordprocessingDrawing" xmlns:w14="http://schemas.microsoft.com/office/word/2010/wordml" xmlns:w15="http://schemas.microsoft.com/office/word/2012/wordml" mc:Ignorable="w14 wp14 w15">
   <w:p>
     <w:pPr>
       <w:pStyle w:val="Footer"/>
@@ -7997,7 +8208,7 @@
         <w:color w:val="777777"/>
         <w:sz w:val="17"/>
       </w:rPr>
-      <w:t xml:space="preserve">Yayasan Pesantren Cipansor · v0.2 · Halaman </w:t>
+      <w:t xml:space="preserve">Yayasan Pesantren Cipansor · v0.3 · Halaman </w:t>
     </w:r>
     <w:r>
       <w:rPr>
@@ -8081,7 +8292,7 @@
 </file>
 
 <file path=word/footer3.xml><?xml version="1.0" encoding="utf-8"?>
-<w:ftr xmlns:o="urn:schemas-microsoft-com:office:office" xmlns:r="http://schemas.openxmlformats.org/officeDocument/2006/relationships" xmlns:v="urn:schemas-microsoft-com:vml" xmlns:w="http://schemas.openxmlformats.org/wordprocessingml/2006/main" xmlns:w10="urn:schemas-microsoft-com:office:word" xmlns:wp="http://schemas.openxmlformats.org/drawingml/2006/wordprocessingDrawing" xmlns:wps="http://schemas.microsoft.com/office/word/2010/wordprocessingShape" xmlns:wpg="http://schemas.microsoft.com/office/word/2010/wordprocessingGroup" xmlns:mc="http://schemas.openxmlformats.org/markup-compatibility/2006" xmlns:wp14="http://schemas.microsoft.com/office/word/2010/wordprocessingDrawing" xmlns:w14="http://schemas.microsoft.com/office/word/2010/wordml" xmlns:w15="http://schemas.microsoft.com/office/word/2012/wordml" mc:Ignorable="w14 wp14 w15">
+<w:ftr xmlns:o="urn:schemas-microsoft-com:office:office" xmlns:r="http://schemas.openxmlformats.org/officeDocument/2006/relationships" xmlns:v="urn:schemas-microsoft-com:vml" xmlns:w="http://schemas.openxmlformats.org/wordprocessingml/2006/main" xmlns:w10="urn:schemas-microsoft-com:office:word" xmlns:wp="http://schemas.openxmlformats.org/drawingml/2006/wordprocessingDrawing" xmlns:pic="http://schemas.openxmlformats.org/drawingml/2006/picture" xmlns:wps="http://schemas.microsoft.com/office/word/2010/wordprocessingShape" xmlns:wpg="http://schemas.microsoft.com/office/word/2010/wordprocessingGroup" xmlns:mc="http://schemas.openxmlformats.org/markup-compatibility/2006" xmlns:wp14="http://schemas.microsoft.com/office/word/2010/wordprocessingDrawing" xmlns:w14="http://schemas.microsoft.com/office/word/2010/wordml" xmlns:w15="http://schemas.microsoft.com/office/word/2012/wordml" mc:Ignorable="w14 wp14 w15">
   <w:p>
     <w:pPr>
       <w:pStyle w:val="Footer"/>
@@ -8096,7 +8307,7 @@
 </file>
 
 <file path=word/header1.xml><?xml version="1.0" encoding="utf-8"?>
-<w:hdr xmlns:o="urn:schemas-microsoft-com:office:office" xmlns:r="http://schemas.openxmlformats.org/officeDocument/2006/relationships" xmlns:v="urn:schemas-microsoft-com:vml" xmlns:w="http://schemas.openxmlformats.org/wordprocessingml/2006/main" xmlns:w10="urn:schemas-microsoft-com:office:word" xmlns:wp="http://schemas.openxmlformats.org/drawingml/2006/wordprocessingDrawing" xmlns:wps="http://schemas.microsoft.com/office/word/2010/wordprocessingShape" xmlns:wpg="http://schemas.microsoft.com/office/word/2010/wordprocessingGroup" xmlns:mc="http://schemas.openxmlformats.org/markup-compatibility/2006" xmlns:wp14="http://schemas.microsoft.com/office/word/2010/wordprocessingDrawing" xmlns:w14="http://schemas.microsoft.com/office/word/2010/wordml" xmlns:w15="http://schemas.microsoft.com/office/word/2012/wordml" mc:Ignorable="w14 wp14 w15">
+<w:hdr xmlns:o="urn:schemas-microsoft-com:office:office" xmlns:r="http://schemas.openxmlformats.org/officeDocument/2006/relationships" xmlns:v="urn:schemas-microsoft-com:vml" xmlns:w="http://schemas.openxmlformats.org/wordprocessingml/2006/main" xmlns:w10="urn:schemas-microsoft-com:office:word" xmlns:wp="http://schemas.openxmlformats.org/drawingml/2006/wordprocessingDrawing" xmlns:pic="http://schemas.openxmlformats.org/drawingml/2006/picture" xmlns:wps="http://schemas.microsoft.com/office/word/2010/wordprocessingShape" xmlns:wpg="http://schemas.microsoft.com/office/word/2010/wordprocessingGroup" xmlns:mc="http://schemas.openxmlformats.org/markup-compatibility/2006" xmlns:wp14="http://schemas.microsoft.com/office/word/2010/wordprocessingDrawing" xmlns:w14="http://schemas.microsoft.com/office/word/2010/wordml" xmlns:w15="http://schemas.microsoft.com/office/word/2012/wordml" mc:Ignorable="w14 wp14 w15">
   <w:p>
     <w:pPr>
       <w:pStyle w:val="Header"/>
@@ -8111,7 +8322,7 @@
 </file>
 
 <file path=word/header2.xml><?xml version="1.0" encoding="utf-8"?>
-<w:hdr xmlns:o="urn:schemas-microsoft-com:office:office" xmlns:r="http://schemas.openxmlformats.org/officeDocument/2006/relationships" xmlns:v="urn:schemas-microsoft-com:vml" xmlns:w="http://schemas.openxmlformats.org/wordprocessingml/2006/main" xmlns:w10="urn:schemas-microsoft-com:office:word" xmlns:wp="http://schemas.openxmlformats.org/drawingml/2006/wordprocessingDrawing" xmlns:wps="http://schemas.microsoft.com/office/word/2010/wordprocessingShape" xmlns:wpg="http://schemas.microsoft.com/office/word/2010/wordprocessingGroup" xmlns:mc="http://schemas.openxmlformats.org/markup-compatibility/2006" xmlns:wp14="http://schemas.microsoft.com/office/word/2010/wordprocessingDrawing" xmlns:w14="http://schemas.microsoft.com/office/word/2010/wordml" xmlns:w15="http://schemas.microsoft.com/office/word/2012/wordml" mc:Ignorable="w14 wp14 w15">
+<w:hdr xmlns:o="urn:schemas-microsoft-com:office:office" xmlns:r="http://schemas.openxmlformats.org/officeDocument/2006/relationships" xmlns:v="urn:schemas-microsoft-com:vml" xmlns:w="http://schemas.openxmlformats.org/wordprocessingml/2006/main" xmlns:w10="urn:schemas-microsoft-com:office:word" xmlns:wp="http://schemas.openxmlformats.org/drawingml/2006/wordprocessingDrawing" xmlns:pic="http://schemas.openxmlformats.org/drawingml/2006/picture" xmlns:wps="http://schemas.microsoft.com/office/word/2010/wordprocessingShape" xmlns:wpg="http://schemas.microsoft.com/office/word/2010/wordprocessingGroup" xmlns:mc="http://schemas.openxmlformats.org/markup-compatibility/2006" xmlns:wp14="http://schemas.microsoft.com/office/word/2010/wordprocessingDrawing" xmlns:w14="http://schemas.microsoft.com/office/word/2010/wordml" xmlns:w15="http://schemas.microsoft.com/office/word/2012/wordml" mc:Ignorable="w14 wp14 w15">
   <w:p>
     <w:pPr>
       <w:pStyle w:val="Header"/>
@@ -8134,7 +8345,7 @@
 </file>
 
 <file path=word/header3.xml><?xml version="1.0" encoding="utf-8"?>
-<w:hdr xmlns:o="urn:schemas-microsoft-com:office:office" xmlns:r="http://schemas.openxmlformats.org/officeDocument/2006/relationships" xmlns:v="urn:schemas-microsoft-com:vml" xmlns:w="http://schemas.openxmlformats.org/wordprocessingml/2006/main" xmlns:w10="urn:schemas-microsoft-com:office:word" xmlns:wp="http://schemas.openxmlformats.org/drawingml/2006/wordprocessingDrawing" xmlns:wps="http://schemas.microsoft.com/office/word/2010/wordprocessingShape" xmlns:wpg="http://schemas.microsoft.com/office/word/2010/wordprocessingGroup" xmlns:mc="http://schemas.openxmlformats.org/markup-compatibility/2006" xmlns:wp14="http://schemas.microsoft.com/office/word/2010/wordprocessingDrawing" xmlns:w14="http://schemas.microsoft.com/office/word/2010/wordml" xmlns:w15="http://schemas.microsoft.com/office/word/2012/wordml" mc:Ignorable="w14 wp14 w15">
+<w:hdr xmlns:o="urn:schemas-microsoft-com:office:office" xmlns:r="http://schemas.openxmlformats.org/officeDocument/2006/relationships" xmlns:v="urn:schemas-microsoft-com:vml" xmlns:w="http://schemas.openxmlformats.org/wordprocessingml/2006/main" xmlns:w10="urn:schemas-microsoft-com:office:word" xmlns:wp="http://schemas.openxmlformats.org/drawingml/2006/wordprocessingDrawing" xmlns:pic="http://schemas.openxmlformats.org/drawingml/2006/picture" xmlns:wps="http://schemas.microsoft.com/office/word/2010/wordprocessingShape" xmlns:wpg="http://schemas.microsoft.com/office/word/2010/wordprocessingGroup" xmlns:mc="http://schemas.openxmlformats.org/markup-compatibility/2006" xmlns:wp14="http://schemas.microsoft.com/office/word/2010/wordprocessingDrawing" xmlns:w14="http://schemas.microsoft.com/office/word/2010/wordml" xmlns:w15="http://schemas.microsoft.com/office/word/2012/wordml" mc:Ignorable="w14 wp14 w15">
   <w:p>
     <w:pPr>
       <w:pStyle w:val="Header"/>
@@ -8847,7 +9058,7 @@
     </w:rPr>
   </w:style>
   <w:style w:type="paragraph" w:styleId="Heading1">
-    <w:name w:val="Heading 1"/>
+    <w:name w:val="heading 1"/>
     <w:basedOn w:val="Normal"/>
     <w:next w:val="BodyText"/>
     <w:uiPriority w:val="9"/>
@@ -8868,7 +9079,7 @@
     </w:rPr>
   </w:style>
   <w:style w:type="paragraph" w:styleId="Heading2">
-    <w:name w:val="Heading 2"/>
+    <w:name w:val="heading 2"/>
     <w:basedOn w:val="Normal"/>
     <w:next w:val="BodyText"/>
     <w:uiPriority w:val="9"/>
@@ -8890,7 +9101,7 @@
     </w:rPr>
   </w:style>
   <w:style w:type="paragraph" w:styleId="Heading3">
-    <w:name w:val="Heading 3"/>
+    <w:name w:val="heading 3"/>
     <w:basedOn w:val="Normal"/>
     <w:next w:val="BodyText"/>
     <w:uiPriority w:val="9"/>
@@ -8912,7 +9123,7 @@
     </w:rPr>
   </w:style>
   <w:style w:type="paragraph" w:styleId="Heading4">
-    <w:name w:val="Heading 4"/>
+    <w:name w:val="heading 4"/>
     <w:basedOn w:val="Normal"/>
     <w:next w:val="BodyText"/>
     <w:uiPriority w:val="9"/>
@@ -8935,7 +9146,7 @@
     </w:rPr>
   </w:style>
   <w:style w:type="paragraph" w:styleId="Heading5">
-    <w:name w:val="Heading 5"/>
+    <w:name w:val="heading 5"/>
     <w:basedOn w:val="Normal"/>
     <w:next w:val="BodyText"/>
     <w:uiPriority w:val="9"/>
@@ -8956,7 +9167,7 @@
     </w:rPr>
   </w:style>
   <w:style w:type="paragraph" w:styleId="Heading6">
-    <w:name w:val="Heading 6"/>
+    <w:name w:val="heading 6"/>
     <w:basedOn w:val="Normal"/>
     <w:next w:val="BodyText"/>
     <w:uiPriority w:val="9"/>
@@ -8976,7 +9187,7 @@
     </w:rPr>
   </w:style>
   <w:style w:type="paragraph" w:styleId="Heading7">
-    <w:name w:val="Heading 7"/>
+    <w:name w:val="heading 7"/>
     <w:basedOn w:val="Normal"/>
     <w:next w:val="BodyText"/>
     <w:uiPriority w:val="9"/>
@@ -8996,7 +9207,7 @@
     </w:rPr>
   </w:style>
   <w:style w:type="paragraph" w:styleId="Heading8">
-    <w:name w:val="Heading 8"/>
+    <w:name w:val="heading 8"/>
     <w:basedOn w:val="Normal"/>
     <w:next w:val="BodyText"/>
     <w:uiPriority w:val="9"/>
@@ -9016,7 +9227,7 @@
     </w:rPr>
   </w:style>
   <w:style w:type="paragraph" w:styleId="Heading9">
-    <w:name w:val="Heading 9"/>
+    <w:name w:val="heading 9"/>
     <w:basedOn w:val="Normal"/>
     <w:next w:val="BodyText"/>
     <w:uiPriority w:val="9"/>
@@ -9073,7 +9284,7 @@
     </w:rPr>
   </w:style>
   <w:style w:type="character" w:styleId="FootnoteReference">
-    <w:name w:val="Footnote Reference"/>
+    <w:name w:val="footnote reference"/>
     <w:rPr>
       <w:vertAlign w:val="superscript"/>
     </w:rPr>
@@ -9358,7 +9569,7 @@
       <w:spacing w:before="240" w:after="120"/>
     </w:pPr>
     <w:rPr>
-      <w:rFonts w:ascii="Liberation Sans" w:hAnsi="Liberation Sans" w:eastAsia="WenQuanYi Zen Hei" w:cs="FreeSans"/>
+      <w:rFonts w:ascii="Liberation Sans" w:hAnsi="Liberation Sans" w:eastAsia="DejaVu Sans" w:cs="DejaVu Sans"/>
       <w:sz w:val="28"/>
       <w:szCs w:val="28"/>
     </w:rPr>
@@ -9381,12 +9592,10 @@
     <w:name w:val="List"/>
     <w:basedOn w:val="BodyText"/>
     <w:pPr/>
-    <w:rPr>
-      <w:rFonts w:cs="FreeSans"/>
-    </w:rPr>
+    <w:rPr/>
   </w:style>
   <w:style w:type="paragraph" w:styleId="Caption">
-    <w:name w:val="Caption"/>
+    <w:name w:val="caption"/>
     <w:basedOn w:val="Normal"/>
     <w:link w:val="BodyTextChar"/>
     <w:qFormat/>
@@ -9404,9 +9613,7 @@
     <w:pPr>
       <w:suppressLineNumbers/>
     </w:pPr>
-    <w:rPr>
-      <w:rFonts w:cs="FreeSans"/>
-    </w:rPr>
+    <w:rPr/>
   </w:style>
   <w:style w:type="paragraph" w:styleId="FirstParagraph" w:customStyle="1">
     <w:name w:val="First Paragraph"/>
@@ -9577,13 +9784,34 @@
     </w:rPr>
   </w:style>
   <w:style w:type="paragraph" w:styleId="FootnoteText">
-    <w:name w:val="Footnote Text"/>
+    <w:name w:val="footnote text"/>
     <w:basedOn w:val="Normal"/>
     <w:uiPriority w:val="9"/>
     <w:unhideWhenUsed/>
     <w:qFormat/>
     <w:pPr/>
     <w:rPr/>
+  </w:style>
+  <w:style w:type="paragraph" w:styleId="FootnoteBlockText">
+    <w:name w:val="Footnote Block Text"/>
+    <w:uiPriority w:val="9"/>
+    <w:unhideWhenUsed/>
+    <w:qFormat/>
+    <w:pPr>
+      <w:widowControl/>
+      <w:bidi w:val="0"/>
+      <w:spacing w:before="100" w:after="100"/>
+      <w:ind w:hanging="0" w:left="480" w:right="480"/>
+      <w:jc w:val="left"/>
+    </w:pPr>
+    <w:rPr>
+      <w:rFonts w:ascii="Cambria" w:hAnsi="Cambria" w:eastAsia="Cambria" w:cs="" w:asciiTheme="minorHAnsi" w:cstheme="minorBidi" w:eastAsiaTheme="minorHAnsi" w:hAnsiTheme="minorHAnsi"/>
+      <w:color w:val="auto"/>
+      <w:kern w:val="0"/>
+      <w:sz w:val="24"/>
+      <w:szCs w:val="24"/>
+      <w:lang w:val="en-US" w:eastAsia="en-US" w:bidi="ar-SA"/>
+    </w:rPr>
   </w:style>
   <w:style w:type="paragraph" w:styleId="DefinitionTerm" w:customStyle="1">
     <w:name w:val="Definition Term"/>
@@ -9652,7 +9880,7 @@
     <w:rPr/>
   </w:style>
   <w:style w:type="paragraph" w:styleId="IndexHeading">
-    <w:name w:val="Index Heading"/>
+    <w:name w:val="index heading"/>
     <w:basedOn w:val="Heading"/>
     <w:pPr/>
     <w:rPr/>
@@ -9692,19 +9920,19 @@
     <w:rPr/>
   </w:style>
   <w:style w:type="paragraph" w:styleId="Header">
-    <w:name w:val="Header"/>
+    <w:name w:val="header"/>
     <w:basedOn w:val="HeaderandFooter"/>
     <w:pPr/>
     <w:rPr/>
   </w:style>
   <w:style w:type="paragraph" w:styleId="Footer">
-    <w:name w:val="Footer"/>
+    <w:name w:val="footer"/>
     <w:basedOn w:val="HeaderandFooter"/>
     <w:pPr/>
     <w:rPr/>
   </w:style>
   <w:style w:type="paragraph" w:styleId="TOC1">
-    <w:name w:val="TOC 1"/>
+    <w:name w:val="toc 1"/>
     <w:basedOn w:val="Index"/>
     <w:pPr>
       <w:tabs>
@@ -9717,7 +9945,7 @@
     <w:rPr/>
   </w:style>
   <w:style w:type="paragraph" w:styleId="TOC2">
-    <w:name w:val="TOC 2"/>
+    <w:name w:val="toc 2"/>
     <w:basedOn w:val="Index"/>
     <w:pPr>
       <w:tabs>
@@ -9730,7 +9958,7 @@
     <w:rPr/>
   </w:style>
   <w:style w:type="paragraph" w:styleId="TOC3">
-    <w:name w:val="TOC 3"/>
+    <w:name w:val="toc 3"/>
     <w:basedOn w:val="Index"/>
     <w:pPr>
       <w:tabs>
